--- a/content/files/brand-protection.docx
+++ b/content/files/brand-protection.docx
@@ -4,32 +4,108 @@
   <w:body>
     <w:p>
       <w:pPr>
+        <w:jc w:val="center"/>
+        <w:rPr>
+          <w:rFonts w:cs="Times New Roman"/>
+        </w:rPr>
+      </w:pPr>
+      <w:r>
+        <w:rPr>
+          <w:rFonts w:cs="Times New Roman"/>
+          <w:b/>
+          <w:bCs/>
+        </w:rPr>
+        <w:t xml:space="preserve">СЦЕНАРИЙ: </w:t>
+      </w:r>
+      <w:r>
+        <w:rPr>
+          <w:rFonts w:cs="Times New Roman"/>
+          <w:b/>
+          <w:bCs/>
+        </w:rPr>
+        <w:t>ЗАЩИТИТЬ</w:t>
+      </w:r>
+      <w:r>
+        <w:rPr>
+          <w:rFonts w:cs="Times New Roman"/>
+          <w:b/>
+          <w:bCs/>
+        </w:rPr>
+        <w:t xml:space="preserve"> ПРАВА</w:t>
+      </w:r>
+    </w:p>
+    <w:p>
+      <w:pPr>
         <w:pBdr>
-          <w:top w:val="single" w:sz="4" w:space="1" w:color="auto"/>
-          <w:left w:val="single" w:sz="4" w:space="4" w:color="auto"/>
-          <w:bottom w:val="single" w:sz="4" w:space="1" w:color="auto"/>
-          <w:right w:val="single" w:sz="4" w:space="4" w:color="auto"/>
+          <w:top w:val="single" w:sz="4" w:space="1" w:color="C45911" w:themeColor="accent2" w:themeShade="BF"/>
+          <w:left w:val="single" w:sz="4" w:space="4" w:color="C45911" w:themeColor="accent2" w:themeShade="BF"/>
+          <w:bottom w:val="single" w:sz="4" w:space="1" w:color="C45911" w:themeColor="accent2" w:themeShade="BF"/>
+          <w:right w:val="single" w:sz="4" w:space="4" w:color="C45911" w:themeColor="accent2" w:themeShade="BF"/>
+          <w:between w:val="single" w:sz="4" w:space="1" w:color="C45911" w:themeColor="accent2" w:themeShade="BF"/>
+          <w:bar w:val="single" w:sz="4" w:color="C45911" w:themeColor="accent2" w:themeShade="BF"/>
         </w:pBdr>
-        <w:spacing w:after="120"/>
-        <w:jc w:val="both"/>
-        <w:rPr>
-          <w:rFonts w:cs="Times New Roman"/>
-          <w:smallCaps/>
-          <w:sz w:val="30"/>
-          <w:szCs w:val="30"/>
-        </w:rPr>
-      </w:pPr>
-      <w:r>
+        <w:shd w:val="clear" w:color="auto" w:fill="F2F2F2" w:themeFill="background1" w:themeFillShade="F2"/>
+        <w:spacing w:after="140"/>
+        <w:jc w:val="center"/>
         <w:rPr>
           <w:rFonts w:cs="Times New Roman"/>
           <w:i/>
           <w:iCs/>
-          <w:smallCaps/>
-          <w:color w:val="666666"/>
-          <w:sz w:val="30"/>
-          <w:szCs w:val="30"/>
-        </w:rPr>
-        <w:t>Материал носит общий информационный характер и не заменяет консультацию юриста по вашему делу. Нормы приведены по редакции ГК РФ от 23.07.2025 с изм. и доп., вступ. в силу с 04.01.2026. Перед подачей претензии или иска проверьте действующую редакцию.</w:t>
+          <w:sz w:val="24"/>
+          <w:szCs w:val="24"/>
+        </w:rPr>
+      </w:pPr>
+      <w:r>
+        <w:rPr>
+          <w:rFonts w:cs="Times New Roman"/>
+          <w:b/>
+          <w:bCs/>
+          <w:i/>
+          <w:iCs/>
+          <w:sz w:val="26"/>
+          <w:szCs w:val="26"/>
+        </w:rPr>
+        <w:t>Обратите внимание !</w:t>
+      </w:r>
+      <w:r>
+        <w:rPr>
+          <w:rFonts w:cs="Times New Roman"/>
+          <w:i/>
+          <w:iCs/>
+          <w:sz w:val="24"/>
+          <w:szCs w:val="24"/>
+        </w:rPr>
+        <w:t xml:space="preserve"> </w:t>
+      </w:r>
+      <w:r>
+        <w:rPr>
+          <w:rFonts w:cs="Times New Roman"/>
+          <w:i/>
+          <w:iCs/>
+          <w:sz w:val="26"/>
+          <w:szCs w:val="26"/>
+        </w:rPr>
+        <w:t>Материал носит общий информационный характер и не заменяет консультацию юриста по вашему делу. Правовые нормы сверены с актуальной редакцией и данный материал подготовлен 1</w:t>
+      </w:r>
+      <w:r>
+        <w:rPr>
+          <w:rFonts w:cs="Times New Roman"/>
+          <w:i/>
+          <w:iCs/>
+          <w:sz w:val="26"/>
+          <w:szCs w:val="26"/>
+        </w:rPr>
+        <w:t>8</w:t>
+      </w:r>
+      <w:r>
+        <w:rPr>
+          <w:rFonts w:cs="Times New Roman"/>
+          <w:i/>
+          <w:iCs/>
+          <w:sz w:val="26"/>
+          <w:szCs w:val="26"/>
+        </w:rPr>
+        <w:t>.10.2026.</w:t>
       </w:r>
     </w:p>
     <w:p>
@@ -136,43 +212,7 @@
           <w:iCs/>
           <w:szCs w:val="28"/>
         </w:rPr>
-        <w:t xml:space="preserve">Как быть, если Вы вдруг столкнетесь с тем, что </w:t>
-      </w:r>
-      <w:r>
-        <w:rPr>
-          <w:rFonts w:cs="Times New Roman"/>
-          <w:i/>
-          <w:iCs/>
-          <w:szCs w:val="28"/>
-        </w:rPr>
-        <w:t xml:space="preserve">в магазине приложений </w:t>
-      </w:r>
-      <w:r>
-        <w:rPr>
-          <w:rFonts w:cs="Times New Roman"/>
-          <w:i/>
-          <w:iCs/>
-          <w:szCs w:val="28"/>
-        </w:rPr>
-        <w:t xml:space="preserve">(или на веб-странице) увидете своего </w:t>
-      </w:r>
-      <w:r>
-        <w:rPr>
-          <w:rFonts w:cs="Times New Roman"/>
-          <w:i/>
-          <w:iCs/>
-          <w:szCs w:val="28"/>
-        </w:rPr>
-        <w:t>«двойника» с почти таким же названием и логотипом, а в поиске — сайт с доменом, отличающимся от вашего одной буквой</w:t>
-      </w:r>
-      <w:r>
-        <w:rPr>
-          <w:rFonts w:cs="Times New Roman"/>
-          <w:i/>
-          <w:iCs/>
-          <w:szCs w:val="28"/>
-        </w:rPr>
-        <w:t xml:space="preserve">? </w:t>
+        <w:t xml:space="preserve">Как быть, если Вы вдруг столкнетесь с тем, что в магазине приложений (или на веб-странице) увидете своего «двойника» с почти таким же названием и логотипом, а в поиске — сайт с доменом, отличающимся от вашего одной буквой? </w:t>
       </w:r>
     </w:p>
     <w:p>
@@ -287,8 +327,6 @@
       <w:r>
         <w:rPr>
           <w:rFonts w:cs="Times New Roman"/>
-          <w:b/>
-          <w:bCs/>
           <w:i/>
           <w:iCs/>
           <w:szCs w:val="28"/>
@@ -307,8 +345,6 @@
       <w:r>
         <w:rPr>
           <w:rFonts w:cs="Times New Roman"/>
-          <w:b/>
-          <w:bCs/>
           <w:i/>
           <w:iCs/>
           <w:szCs w:val="28"/>
@@ -326,8 +362,6 @@
       <w:r>
         <w:rPr>
           <w:rFonts w:cs="Times New Roman"/>
-          <w:b/>
-          <w:bCs/>
           <w:i/>
           <w:iCs/>
           <w:szCs w:val="28"/>
@@ -345,8 +379,6 @@
       <w:r>
         <w:rPr>
           <w:rFonts w:cs="Times New Roman"/>
-          <w:b/>
-          <w:bCs/>
           <w:i/>
           <w:iCs/>
           <w:szCs w:val="28"/>
@@ -364,8 +396,6 @@
       <w:r>
         <w:rPr>
           <w:rFonts w:cs="Times New Roman"/>
-          <w:b/>
-          <w:bCs/>
           <w:i/>
           <w:iCs/>
           <w:szCs w:val="28"/>
@@ -387,16 +417,7 @@
           <w:iCs/>
           <w:szCs w:val="28"/>
         </w:rPr>
-        <w:t xml:space="preserve">правовой </w:t>
-      </w:r>
-      <w:r>
-        <w:rPr>
-          <w:rFonts w:cs="Times New Roman"/>
-          <w:i/>
-          <w:iCs/>
-          <w:szCs w:val="28"/>
-        </w:rPr>
-        <w:t>режим защиты</w:t>
+        <w:t>правовой режим защиты</w:t>
       </w:r>
       <w:r>
         <w:rPr>
@@ -459,11 +480,12 @@
         </w:rPr>
         <w:t xml:space="preserve"> а также фирменным наименованиям и коммерческим обозначениям (</w:t>
       </w:r>
-      <w:hyperlink r:id="rId7" w:history="1">
+      <w:hyperlink r:id="rId7" w:anchor="96zEPYV04Jq9vO7z1" w:history="1">
         <w:r>
           <w:rPr>
             <w:rStyle w:val="a4"/>
             <w:rFonts w:cs="Times New Roman"/>
+            <w:color w:val="0563C1"/>
             <w:szCs w:val="28"/>
           </w:rPr>
           <w:t>ст. 1225 ГК РФ</w:t>
@@ -507,12 +529,6 @@
         <w:gridCol w:w="4538"/>
       </w:tblGrid>
       <w:tr>
-        <w:tblPrEx>
-          <w:tblCellMar>
-            <w:top w:w="0" w:type="dxa"/>
-            <w:bottom w:w="0" w:type="dxa"/>
-          </w:tblCellMar>
-        </w:tblPrEx>
         <w:trPr>
           <w:tblHeader/>
           <w:jc w:val="center"/>
@@ -599,12 +615,6 @@
         </w:tc>
       </w:tr>
       <w:tr>
-        <w:tblPrEx>
-          <w:tblCellMar>
-            <w:top w:w="0" w:type="dxa"/>
-            <w:bottom w:w="0" w:type="dxa"/>
-          </w:tblCellMar>
-        </w:tblPrEx>
         <w:trPr>
           <w:cantSplit/>
           <w:jc w:val="center"/>
@@ -692,15 +702,21 @@
                 <w:bCs/>
                 <w:szCs w:val="28"/>
               </w:rPr>
-              <w:t xml:space="preserve"> / знак обслуживания (</w:t>
+              <w:t xml:space="preserve"> / знак обслуживания </w:t>
             </w:r>
-            <w:hyperlink r:id="rId8" w:history="1">
+            <w:r>
+              <w:rPr>
+                <w:rFonts w:cs="Times New Roman"/>
+                <w:szCs w:val="28"/>
+              </w:rPr>
+              <w:t>(</w:t>
+            </w:r>
+            <w:hyperlink r:id="rId8" w:anchor="554FPYVdIry8nKC6" w:history="1">
               <w:r>
                 <w:rPr>
                   <w:rStyle w:val="a4"/>
                   <w:rFonts w:cs="Times New Roman"/>
-                  <w:b/>
-                  <w:bCs/>
+                  <w:color w:val="0563C1"/>
                   <w:szCs w:val="28"/>
                 </w:rPr>
                 <w:t>ст. 1477 ГК РФ</w:t>
@@ -709,8 +725,6 @@
             <w:r>
               <w:rPr>
                 <w:rFonts w:cs="Times New Roman"/>
-                <w:b/>
-                <w:bCs/>
                 <w:szCs w:val="28"/>
               </w:rPr>
               <w:t>)</w:t>
@@ -718,8 +732,6 @@
             <w:r>
               <w:rPr>
                 <w:rFonts w:cs="Times New Roman"/>
-                <w:b/>
-                <w:bCs/>
                 <w:szCs w:val="28"/>
               </w:rPr>
               <w:t>.</w:t>
@@ -727,8 +739,6 @@
             <w:r>
               <w:rPr>
                 <w:rFonts w:cs="Times New Roman"/>
-                <w:b/>
-                <w:bCs/>
                 <w:szCs w:val="28"/>
               </w:rPr>
               <w:t xml:space="preserve"> </w:t>
@@ -747,12 +757,6 @@
         </w:tc>
       </w:tr>
       <w:tr>
-        <w:tblPrEx>
-          <w:tblCellMar>
-            <w:top w:w="0" w:type="dxa"/>
-            <w:bottom w:w="0" w:type="dxa"/>
-          </w:tblCellMar>
-        </w:tblPrEx>
         <w:trPr>
           <w:cantSplit/>
           <w:jc w:val="center"/>
@@ -826,19 +830,16 @@
             <w:r>
               <w:rPr>
                 <w:rFonts w:cs="Times New Roman"/>
-                <w:b/>
-                <w:bCs/>
                 <w:szCs w:val="28"/>
               </w:rPr>
               <w:t xml:space="preserve"> (</w:t>
             </w:r>
-            <w:hyperlink r:id="rId9" w:history="1">
+            <w:hyperlink r:id="rId9" w:anchor="y58FPYVyIsPCMEaj" w:history="1">
               <w:r>
                 <w:rPr>
                   <w:rStyle w:val="a4"/>
                   <w:rFonts w:cs="Times New Roman"/>
-                  <w:b/>
-                  <w:bCs/>
+                  <w:color w:val="0563C1"/>
                   <w:szCs w:val="28"/>
                 </w:rPr>
                 <w:t>ст. 1473 ГК РФ</w:t>
@@ -847,8 +848,6 @@
             <w:r>
               <w:rPr>
                 <w:rFonts w:cs="Times New Roman"/>
-                <w:b/>
-                <w:bCs/>
                 <w:szCs w:val="28"/>
               </w:rPr>
               <w:t>)</w:t>
@@ -856,8 +855,6 @@
             <w:r>
               <w:rPr>
                 <w:rFonts w:cs="Times New Roman"/>
-                <w:b/>
-                <w:bCs/>
                 <w:szCs w:val="28"/>
               </w:rPr>
               <w:t>.</w:t>
@@ -870,21 +867,12 @@
               <w:t xml:space="preserve"> Это о</w:t>
             </w:r>
             <w:r>
-              <w:t>фициальное «имя» юридического лица (например, ООО «Яндекс»), под которым компания официально зарегистрирована, ведет бизнес и подписывает документы</w:t>
-            </w:r>
-            <w:r>
-              <w:t>.</w:t>
+              <w:t>фициальное «имя» юридического лица (например, ООО «Яндекс»), под которым компания официально зарегистрирована, ведет бизнес и подписывает документы.</w:t>
             </w:r>
           </w:p>
         </w:tc>
       </w:tr>
       <w:tr>
-        <w:tblPrEx>
-          <w:tblCellMar>
-            <w:top w:w="0" w:type="dxa"/>
-            <w:bottom w:w="0" w:type="dxa"/>
-          </w:tblCellMar>
-        </w:tblPrEx>
         <w:trPr>
           <w:cantSplit/>
           <w:jc w:val="center"/>
@@ -918,6 +906,7 @@
                 <w:rFonts w:cs="Times New Roman"/>
                 <w:szCs w:val="28"/>
               </w:rPr>
+              <w:lastRenderedPageBreak/>
               <w:t xml:space="preserve">Название, </w:t>
             </w:r>
             <w:r>
@@ -965,19 +954,16 @@
             <w:r>
               <w:rPr>
                 <w:rFonts w:cs="Times New Roman"/>
-                <w:b/>
-                <w:bCs/>
                 <w:szCs w:val="28"/>
               </w:rPr>
               <w:t xml:space="preserve"> (</w:t>
             </w:r>
-            <w:hyperlink r:id="rId10" w:history="1">
+            <w:hyperlink r:id="rId10" w:anchor="y58FPYVyIsPCMEaj" w:history="1">
               <w:r>
                 <w:rPr>
                   <w:rStyle w:val="a4"/>
                   <w:rFonts w:cs="Times New Roman"/>
-                  <w:b/>
-                  <w:bCs/>
+                  <w:color w:val="0563C1"/>
                   <w:szCs w:val="28"/>
                 </w:rPr>
                 <w:t>ст. 1538 ГК РФ</w:t>
@@ -986,47 +972,12 @@
             <w:r>
               <w:rPr>
                 <w:rFonts w:cs="Times New Roman"/>
-                <w:b/>
-                <w:bCs/>
-                <w:szCs w:val="28"/>
-              </w:rPr>
-              <w:t>)</w:t>
+                <w:szCs w:val="28"/>
+              </w:rPr>
+              <w:t xml:space="preserve">).  </w:t>
             </w:r>
             <w:r>
-              <w:rPr>
-                <w:rFonts w:cs="Times New Roman"/>
-                <w:b/>
-                <w:bCs/>
-                <w:szCs w:val="28"/>
-              </w:rPr>
-              <w:t>.</w:t>
-            </w:r>
-            <w:r>
-              <w:rPr>
-                <w:rFonts w:cs="Times New Roman"/>
-                <w:b/>
-                <w:bCs/>
-                <w:szCs w:val="28"/>
-              </w:rPr>
-              <w:t xml:space="preserve"> </w:t>
-            </w:r>
-            <w:r>
-              <w:rPr>
-                <w:rFonts w:cs="Times New Roman"/>
-                <w:b/>
-                <w:bCs/>
-                <w:szCs w:val="28"/>
-              </w:rPr>
-              <w:t xml:space="preserve"> </w:t>
-            </w:r>
-            <w:r>
-              <w:t>Для большинства IT-стартапов, которые продвигают SaaS-платформу или мобильное приложение, товарный знак обычно практичнее. Коммерческое обозначение актуальнее, когда речь идёт об индивидуализации самого предприятия</w:t>
-            </w:r>
-            <w:r>
-              <w:t xml:space="preserve"> как имущественного комплекса (ну или офиса)</w:t>
-            </w:r>
-            <w:r>
-              <w:t>, а не его продукта.</w:t>
+              <w:t>Для большинства IT-стартапов, которые продвигают SaaS-платформу или мобильное приложение, товарный знак обычно практичнее. Коммерческое обозначение актуальнее, когда речь идёт об индивидуализации самого предприятия как имущественного комплекса (ну или офиса), а не его продукта.</w:t>
             </w:r>
           </w:p>
         </w:tc>
@@ -1069,10 +1020,7 @@
         <w:t>–</w:t>
       </w:r>
       <w:r>
-        <w:t xml:space="preserve"> </w:t>
-      </w:r>
-      <w:r>
-        <w:t xml:space="preserve">это сетевой адрес сайта, права на который оформляются по </w:t>
+        <w:t xml:space="preserve"> это сетевой адрес сайта, права на который оформляются по </w:t>
       </w:r>
       <w:r>
         <w:rPr>
@@ -1082,10 +1030,7 @@
         <w:t>договору оказания услуг с аккредитованным регистратором</w:t>
       </w:r>
       <w:r>
-        <w:t>. Отдельного «права на домен» в ГК РФ нет</w:t>
-      </w:r>
-      <w:r>
-        <w:t xml:space="preserve">. </w:t>
+        <w:t xml:space="preserve">. Отдельного «права на домен» в ГК РФ нет. </w:t>
       </w:r>
     </w:p>
     <w:p/>
@@ -1112,18 +1057,7 @@
           <w:sz w:val="30"/>
           <w:szCs w:val="30"/>
         </w:rPr>
-        <w:t>Что считается нарушением</w:t>
-      </w:r>
-      <w:r>
-        <w:rPr>
-          <w:rFonts w:cs="Times New Roman"/>
-          <w:b/>
-          <w:bCs/>
-          <w:color w:val="C45911" w:themeColor="accent2" w:themeShade="BF"/>
-          <w:sz w:val="30"/>
-          <w:szCs w:val="30"/>
-        </w:rPr>
-        <w:t>?</w:t>
+        <w:t>Что считается нарушением?</w:t>
       </w:r>
     </w:p>
     <w:p>
@@ -1217,11 +1151,12 @@
         </w:rPr>
         <w:t xml:space="preserve"> товаров и услуг, если из-за этого возникает вероятность смешения (</w:t>
       </w:r>
-      <w:hyperlink r:id="rId11" w:history="1">
+      <w:hyperlink r:id="rId11" w:anchor="qiqFPYVxlju294MQ" w:history="1">
         <w:r>
           <w:rPr>
             <w:rStyle w:val="a4"/>
             <w:rFonts w:cs="Times New Roman"/>
+            <w:color w:val="0563C1"/>
             <w:szCs w:val="28"/>
           </w:rPr>
           <w:t>п. 3 ст. 1484 ГК РФ</w:t>
@@ -1306,11 +1241,12 @@
         </w:rPr>
         <w:t>реклама, объявления и предложения услуг под вашим названием или сходным обозначением (</w:t>
       </w:r>
-      <w:hyperlink r:id="rId12" w:history="1">
+      <w:hyperlink r:id="rId12" w:anchor="qiqFPYVxlju294MQ" w:history="1">
         <w:r>
           <w:rPr>
             <w:rStyle w:val="a4"/>
             <w:rFonts w:ascii="Times New Roman" w:hAnsi="Times New Roman" w:cs="Times New Roman"/>
+            <w:color w:val="0563C1"/>
             <w:sz w:val="28"/>
             <w:szCs w:val="28"/>
           </w:rPr>
@@ -1374,8 +1310,19 @@
           <w:rFonts w:cs="Times New Roman"/>
           <w:szCs w:val="28"/>
         </w:rPr>
-        <w:t xml:space="preserve"> (п. 162 постановления Пленума Верховного Суда РФ от 23.04.2019 № 10</w:t>
-      </w:r>
+        <w:t xml:space="preserve"> (</w:t>
+      </w:r>
+      <w:hyperlink r:id="rId13" w:history="1">
+        <w:r>
+          <w:rPr>
+            <w:rFonts w:cs="Times New Roman"/>
+            <w:color w:val="0563C1"/>
+            <w:szCs w:val="28"/>
+            <w:u w:val="single"/>
+          </w:rPr>
+          <w:t>п. 162 постановления Пленума Верховного Суда РФ от 23.04.2019 № 10</w:t>
+        </w:r>
+      </w:hyperlink>
       <w:r>
         <w:rPr>
           <w:rFonts w:cs="Times New Roman"/>
@@ -1532,35 +1479,15 @@
           <w:rFonts w:cs="Times New Roman"/>
           <w:szCs w:val="28"/>
         </w:rPr>
-        <w:t xml:space="preserve"> (в Р</w:t>
-      </w:r>
-      <w:r>
-        <w:rPr>
-          <w:rFonts w:cs="Times New Roman"/>
-          <w:szCs w:val="28"/>
-        </w:rPr>
-        <w:t>ешени</w:t>
-      </w:r>
-      <w:r>
-        <w:rPr>
-          <w:rFonts w:cs="Times New Roman"/>
-          <w:szCs w:val="28"/>
-        </w:rPr>
-        <w:t>и</w:t>
-      </w:r>
-      <w:r>
-        <w:rPr>
-          <w:rFonts w:cs="Times New Roman"/>
-          <w:szCs w:val="28"/>
-        </w:rPr>
-        <w:t xml:space="preserve"> Суда по интеллектуальным правам от 28.07.2023 по делу № СИП-353/2022</w:t>
-      </w:r>
-      <w:r>
-        <w:rPr>
-          <w:rFonts w:cs="Times New Roman"/>
-          <w:szCs w:val="28"/>
-        </w:rPr>
-        <w:t>)</w:t>
+        <w:t xml:space="preserve"> (в Решении Суда по </w:t>
+      </w:r>
+      <w:r>
+        <w:rPr>
+          <w:rFonts w:cs="Times New Roman"/>
+          <w:szCs w:val="28"/>
+        </w:rPr>
+        <w:lastRenderedPageBreak/>
+        <w:t>интеллектуальным правам от 28.07.2023 по делу № СИП-353/2022)</w:t>
       </w:r>
       <w:r>
         <w:rPr>
@@ -1651,11 +1578,12 @@
         </w:rPr>
         <w:t xml:space="preserve"> преимущество у того, чье право возникло раньше (</w:t>
       </w:r>
-      <w:hyperlink r:id="rId13" w:history="1">
+      <w:hyperlink r:id="rId14" w:anchor="uZ6GPYVchtf4VAEl" w:history="1">
         <w:r>
           <w:rPr>
             <w:rStyle w:val="a4"/>
             <w:rFonts w:cs="Times New Roman"/>
+            <w:color w:val="0563C1"/>
             <w:szCs w:val="28"/>
           </w:rPr>
           <w:t>п. 6 ст. 1252 ГК РФ</w:t>
@@ -1686,11 +1614,12 @@
         </w:rPr>
         <w:t>Если же «занявший» название не пользуется знаком, охрану можно прекратить через три года непрерывного неиспользования. Для этого заинтересованное лицо сначала направляет правообладателю предложение отказаться от знака или продать его, а затем может обратиться в суд (</w:t>
       </w:r>
-      <w:hyperlink r:id="rId14" w:history="1">
+      <w:hyperlink r:id="rId15" w:anchor="HiZGPYVDBmcWuvd5" w:history="1">
         <w:r>
           <w:rPr>
             <w:rStyle w:val="a4"/>
             <w:rFonts w:cs="Times New Roman"/>
+            <w:color w:val="0563C1"/>
             <w:szCs w:val="28"/>
           </w:rPr>
           <w:t>ст. 1486 ГК РФ</w:t>
@@ -2044,7 +1973,25 @@
           <w:rFonts w:cs="Times New Roman"/>
           <w:szCs w:val="28"/>
         </w:rPr>
-        <w:t xml:space="preserve"> Закон не ограничивает перечень доказательств, суд может принять любые, в том числе полученные в интернете (п. 55 Пленума ВС РФ № 10). Что принимают суды:</w:t>
+        <w:t xml:space="preserve"> Закон не ограничивает перечень доказательств, суд может принять любые, в том числе полученные в интернете (</w:t>
+      </w:r>
+      <w:hyperlink r:id="rId16" w:history="1">
+        <w:r>
+          <w:rPr>
+            <w:rFonts w:cs="Times New Roman"/>
+            <w:color w:val="0563C1"/>
+            <w:szCs w:val="28"/>
+            <w:u w:val="single"/>
+          </w:rPr>
+          <w:t>п. 55 Пленума ВС РФ № 10</w:t>
+        </w:r>
+      </w:hyperlink>
+      <w:r>
+        <w:rPr>
+          <w:rFonts w:cs="Times New Roman"/>
+          <w:szCs w:val="28"/>
+        </w:rPr>
+        <w:t>). Что принимают суды:</w:t>
       </w:r>
     </w:p>
     <w:p>
@@ -2112,7 +2059,16 @@
           <w:sz w:val="28"/>
           <w:szCs w:val="28"/>
         </w:rPr>
-        <w:t xml:space="preserve"> Это самое надежное доказательство: суд считает его достоверным подтверждением того, что информация была на сайте на момент осмотра, пока ответчик не докажет обратное. Нотариус может зафиксировать страницу без уведомления нарушителя, чтобы тот не успел ее убрать.</w:t>
+        <w:t xml:space="preserve"> Это самое надежное доказательство: суд считает его достоверным подтверждением того, что информация была на сайте на момент осмотра, пока ответчик не докажет </w:t>
+      </w:r>
+      <w:r>
+        <w:rPr>
+          <w:rFonts w:ascii="Times New Roman" w:hAnsi="Times New Roman" w:cs="Times New Roman"/>
+          <w:sz w:val="28"/>
+          <w:szCs w:val="28"/>
+        </w:rPr>
+        <w:lastRenderedPageBreak/>
+        <w:t>обратное. Нотариус может зафиксировать страницу без уведомления нарушителя, чтобы тот не успел ее убрать.</w:t>
       </w:r>
     </w:p>
     <w:p>
@@ -2351,11 +2307,12 @@
         </w:rPr>
         <w:t>Правообладатель может потребовать (</w:t>
       </w:r>
-      <w:hyperlink r:id="rId15" w:history="1">
+      <w:hyperlink r:id="rId17" w:anchor="uZ6GPYVchtf4VAEl" w:history="1">
         <w:r>
           <w:rPr>
             <w:rStyle w:val="a4"/>
             <w:rFonts w:cs="Times New Roman"/>
+            <w:color w:val="0563C1"/>
             <w:szCs w:val="28"/>
           </w:rPr>
           <w:t>п. 1 ст. 1252 ГК РФ</w:t>
@@ -2416,11 +2373,12 @@
         </w:rPr>
         <w:t>еред иском о возмещении убытков или компенсации нужно направить претензию. Иск можно подать, если вам отказали или не ответили в течение 30 дней (</w:t>
       </w:r>
-      <w:hyperlink r:id="rId16" w:history="1">
+      <w:hyperlink r:id="rId18" w:anchor="uZ6GPYVchtf4VAEl" w:history="1">
         <w:r>
           <w:rPr>
             <w:rStyle w:val="a4"/>
             <w:rFonts w:cs="Times New Roman"/>
+            <w:color w:val="0563C1"/>
             <w:szCs w:val="28"/>
           </w:rPr>
           <w:t>п. 5.1 ст. 1252 ГК РФ</w:t>
@@ -2538,11 +2496,12 @@
         </w:rPr>
         <w:t xml:space="preserve"> на чужой площадке. Информационный посредник (хостинг, платформа, сервис, дающий разместить материал) не отвечает за нарушение, если не знал о нем и после письменного заявления правообладателя с указанием страницы или сетевого адреса вовремя принял необходимые меры (</w:t>
       </w:r>
-      <w:hyperlink r:id="rId17" w:history="1">
+      <w:hyperlink r:id="rId19" w:anchor="T5sGPYVyUEDD75g31" w:history="1">
         <w:r>
           <w:rPr>
             <w:rStyle w:val="a4"/>
             <w:rFonts w:cs="Times New Roman"/>
+            <w:color w:val="0563C1"/>
             <w:szCs w:val="28"/>
           </w:rPr>
           <w:t>п. 3 ст. 1253.1 ГК РФ</w:t>
@@ -2672,11 +2631,12 @@
         </w:rPr>
         <w:t xml:space="preserve"> Вместе с иском можно просить суд принять соразмерные меры, в том числе запретить определенные действия в информационно-телекоммуникационных сетях (</w:t>
       </w:r>
-      <w:hyperlink r:id="rId18" w:history="1">
+      <w:hyperlink r:id="rId20" w:anchor="uZ6GPYVchtf4VAEl" w:history="1">
         <w:r>
           <w:rPr>
             <w:rStyle w:val="a4"/>
             <w:rFonts w:cs="Times New Roman"/>
+            <w:color w:val="0563C1"/>
             <w:szCs w:val="28"/>
           </w:rPr>
           <w:t>п. 2 ст. 1252 ГК РФ</w:t>
@@ -2715,6 +2675,7 @@
           <w:sz w:val="28"/>
           <w:szCs w:val="32"/>
         </w:rPr>
+        <w:lastRenderedPageBreak/>
         <w:t xml:space="preserve">Пример: </w:t>
       </w:r>
       <w:r>
@@ -2832,11 +2793,12 @@
         </w:rPr>
         <w:t xml:space="preserve"> Убытки нужно доказывать, а для стартапа это сложно: надо показать, сколько клиентов и денег вы потеряли именно из-за двойника. Поэтому закон позволяет вместо убытков требовать компенсацию, не доказывая размер ущерба. Достаточно доказать факт нарушения (</w:t>
       </w:r>
-      <w:hyperlink r:id="rId19" w:history="1">
+      <w:hyperlink r:id="rId21" w:anchor="uZ6GPYVchtf4VAEl" w:history="1">
         <w:r>
           <w:rPr>
             <w:rStyle w:val="a4"/>
             <w:rFonts w:cs="Times New Roman"/>
+            <w:color w:val="0563C1"/>
             <w:szCs w:val="28"/>
           </w:rPr>
           <w:t>п. 1 ст. 1252.1 ГК РФ</w:t>
@@ -2849,11 +2811,12 @@
         </w:rPr>
         <w:t>). При нарушении прав на товарный знак на выбор есть три варианта (</w:t>
       </w:r>
-      <w:hyperlink r:id="rId20" w:history="1">
+      <w:hyperlink r:id="rId22" w:anchor="T5sGPYVyUEDD75g31" w:history="1">
         <w:r>
           <w:rPr>
             <w:rStyle w:val="a4"/>
             <w:rFonts w:cs="Times New Roman"/>
+            <w:color w:val="0563C1"/>
             <w:szCs w:val="28"/>
           </w:rPr>
           <w:t>п. 4 ст. 1515 ГК РФ</w:t>
@@ -2890,12 +2853,6 @@
         <w:gridCol w:w="3938"/>
       </w:tblGrid>
       <w:tr>
-        <w:tblPrEx>
-          <w:tblCellMar>
-            <w:top w:w="0" w:type="dxa"/>
-            <w:bottom w:w="0" w:type="dxa"/>
-          </w:tblCellMar>
-        </w:tblPrEx>
         <w:trPr>
           <w:tblHeader/>
         </w:trPr>
@@ -3015,12 +2972,6 @@
         </w:tc>
       </w:tr>
       <w:tr>
-        <w:tblPrEx>
-          <w:tblCellMar>
-            <w:top w:w="0" w:type="dxa"/>
-            <w:bottom w:w="0" w:type="dxa"/>
-          </w:tblCellMar>
-        </w:tblPrEx>
         <w:trPr>
           <w:cantSplit/>
         </w:trPr>
@@ -3125,12 +3076,6 @@
         </w:tc>
       </w:tr>
       <w:tr>
-        <w:tblPrEx>
-          <w:tblCellMar>
-            <w:top w:w="0" w:type="dxa"/>
-            <w:bottom w:w="0" w:type="dxa"/>
-          </w:tblCellMar>
-        </w:tblPrEx>
         <w:trPr>
           <w:cantSplit/>
         </w:trPr>
@@ -3235,12 +3180,6 @@
         </w:tc>
       </w:tr>
       <w:tr>
-        <w:tblPrEx>
-          <w:tblCellMar>
-            <w:top w:w="0" w:type="dxa"/>
-            <w:bottom w:w="0" w:type="dxa"/>
-          </w:tblCellMar>
-        </w:tblPrEx>
         <w:trPr>
           <w:cantSplit/>
         </w:trPr>
@@ -3378,11 +3317,12 @@
         </w:rPr>
         <w:t>кончательный размер определяет суд с учетом обстоятельств дела, объема и характера нарушения, разумности и справедливости (</w:t>
       </w:r>
-      <w:hyperlink r:id="rId21" w:history="1">
+      <w:hyperlink r:id="rId23" w:anchor="uZ6GPYVchtf4VAEl" w:history="1">
         <w:r>
           <w:rPr>
             <w:rStyle w:val="a4"/>
             <w:rFonts w:cs="Times New Roman"/>
+            <w:color w:val="0563C1"/>
             <w:szCs w:val="28"/>
           </w:rPr>
           <w:t>п. 2 ст. 1252.1 ГК РФ</w:t>
@@ -3395,11 +3335,12 @@
         </w:rPr>
         <w:t>). Если выбранный вами способ расчета не подходит к обстоятельствам, суд вправе взыскать твердую сумму (</w:t>
       </w:r>
-      <w:hyperlink r:id="rId22" w:history="1">
+      <w:hyperlink r:id="rId24" w:anchor="uZ6GPYVchtf4VAEl" w:history="1">
         <w:r>
           <w:rPr>
             <w:rStyle w:val="a4"/>
             <w:rFonts w:cs="Times New Roman"/>
+            <w:color w:val="0563C1"/>
             <w:szCs w:val="28"/>
           </w:rPr>
           <w:t>п. 3 ст. 1252.1 ГК РФ</w:t>
@@ -3606,6 +3547,7 @@
           <w:sz w:val="28"/>
           <w:szCs w:val="28"/>
         </w:rPr>
+        <w:lastRenderedPageBreak/>
         <w:t>Оформляйте права на компанию, а не на основателя.</w:t>
       </w:r>
       <w:r>
@@ -3616,11 +3558,12 @@
         </w:rPr>
         <w:t xml:space="preserve"> Исключительное право принадлежит тому, на кого знак зарегистрирован (</w:t>
       </w:r>
-      <w:hyperlink r:id="rId23" w:history="1">
+      <w:hyperlink r:id="rId25" w:anchor="qiqFPYVxlju294MQ" w:history="1">
         <w:r>
           <w:rPr>
             <w:rStyle w:val="a4"/>
             <w:rFonts w:ascii="Times New Roman" w:hAnsi="Times New Roman" w:cs="Times New Roman"/>
+            <w:color w:val="0563C1"/>
             <w:sz w:val="28"/>
             <w:szCs w:val="28"/>
           </w:rPr>
@@ -3669,11 +3612,12 @@
         </w:rPr>
         <w:t xml:space="preserve"> закрепите договором об отчуждении исключительного права (</w:t>
       </w:r>
-      <w:hyperlink r:id="rId24" w:history="1">
+      <w:hyperlink r:id="rId26" w:anchor="HiZGPYVDBmcWuvd5" w:history="1">
         <w:r>
           <w:rPr>
             <w:rStyle w:val="a4"/>
             <w:rFonts w:ascii="Times New Roman" w:hAnsi="Times New Roman" w:cs="Times New Roman"/>
+            <w:color w:val="0563C1"/>
             <w:sz w:val="28"/>
             <w:szCs w:val="28"/>
           </w:rPr>
@@ -3846,11 +3790,12 @@
         </w:rPr>
         <w:t xml:space="preserve"> даты релизов, статистику, рекламу, договоры. И не прекращайте использовать знак: три года неиспользования дают основание досрочно прекратить его охрану (</w:t>
       </w:r>
-      <w:hyperlink r:id="rId25" w:history="1">
+      <w:hyperlink r:id="rId27" w:anchor="HiZGPYVDBmcWuvd5" w:history="1">
         <w:r>
           <w:rPr>
             <w:rStyle w:val="a4"/>
             <w:rFonts w:ascii="Times New Roman" w:hAnsi="Times New Roman" w:cs="Times New Roman"/>
+            <w:color w:val="0563C1"/>
             <w:sz w:val="28"/>
             <w:szCs w:val="28"/>
           </w:rPr>
@@ -3879,184 +3824,6 @@
         </w:rPr>
       </w:pPr>
     </w:p>
-    <w:tbl>
-      <w:tblPr>
-        <w:tblW w:w="9638" w:type="dxa"/>
-        <w:tblBorders>
-          <w:top w:val="single" w:sz="4" w:space="0" w:color="auto"/>
-          <w:left w:val="single" w:sz="4" w:space="0" w:color="auto"/>
-          <w:bottom w:val="single" w:sz="4" w:space="0" w:color="auto"/>
-          <w:right w:val="single" w:sz="4" w:space="0" w:color="auto"/>
-          <w:insideH w:val="single" w:sz="4" w:space="0" w:color="auto"/>
-          <w:insideV w:val="single" w:sz="4" w:space="0" w:color="auto"/>
-        </w:tblBorders>
-        <w:tblCellMar>
-          <w:left w:w="10" w:type="dxa"/>
-          <w:right w:w="10" w:type="dxa"/>
-        </w:tblCellMar>
-        <w:tblLook w:val="0000" w:firstRow="0" w:lastRow="0" w:firstColumn="0" w:lastColumn="0" w:noHBand="0" w:noVBand="0"/>
-      </w:tblPr>
-      <w:tblGrid>
-        <w:gridCol w:w="9638"/>
-      </w:tblGrid>
-      <w:tr>
-        <w:tblPrEx>
-          <w:tblCellMar>
-            <w:top w:w="0" w:type="dxa"/>
-            <w:bottom w:w="0" w:type="dxa"/>
-          </w:tblCellMar>
-        </w:tblPrEx>
-        <w:tc>
-          <w:tcPr>
-            <w:tcW w:w="9638" w:type="dxa"/>
-            <w:tcBorders>
-              <w:top w:val="single" w:sz="4" w:space="0" w:color="B7C4D1"/>
-              <w:left w:val="single" w:sz="24" w:space="0" w:color="1F4E79"/>
-              <w:bottom w:val="single" w:sz="4" w:space="0" w:color="B7C4D1"/>
-              <w:right w:val="single" w:sz="4" w:space="0" w:color="B7C4D1"/>
-            </w:tcBorders>
-            <w:shd w:val="clear" w:color="auto" w:fill="EEF3F8"/>
-            <w:tcMar>
-              <w:top w:w="110" w:type="dxa"/>
-              <w:left w:w="200" w:type="dxa"/>
-              <w:bottom w:w="110" w:type="dxa"/>
-              <w:right w:w="160" w:type="dxa"/>
-            </w:tcMar>
-          </w:tcPr>
-          <w:p>
-            <w:pPr>
-              <w:spacing w:after="60"/>
-              <w:jc w:val="both"/>
-              <w:rPr>
-                <w:rFonts w:cs="Times New Roman"/>
-                <w:szCs w:val="28"/>
-              </w:rPr>
-            </w:pPr>
-            <w:r>
-              <w:rPr>
-                <w:rFonts w:cs="Times New Roman"/>
-                <w:b/>
-                <w:bCs/>
-                <w:smallCaps/>
-                <w:sz w:val="34"/>
-                <w:szCs w:val="34"/>
-              </w:rPr>
-              <w:t>Посмотрите ещё:</w:t>
-            </w:r>
-            <w:r>
-              <w:rPr>
-                <w:rFonts w:cs="Times New Roman"/>
-                <w:b/>
-                <w:bCs/>
-                <w:sz w:val="34"/>
-                <w:szCs w:val="34"/>
-              </w:rPr>
-              <w:t xml:space="preserve"> </w:t>
-            </w:r>
-            <w:r>
-              <w:rPr>
-                <w:rFonts w:cs="Times New Roman"/>
-                <w:b/>
-                <w:bCs/>
-                <w:szCs w:val="28"/>
-              </w:rPr>
-              <w:t>(</w:t>
-            </w:r>
-            <w:r>
-              <w:rPr>
-                <w:rFonts w:cs="Times New Roman"/>
-                <w:b/>
-                <w:bCs/>
-                <w:szCs w:val="28"/>
-              </w:rPr>
-              <w:t>ссылка на статью, напр, про программный код</w:t>
-            </w:r>
-            <w:r>
-              <w:rPr>
-                <w:rFonts w:cs="Times New Roman"/>
-                <w:b/>
-                <w:bCs/>
-                <w:szCs w:val="28"/>
-              </w:rPr>
-              <w:t>)</w:t>
-            </w:r>
-          </w:p>
-          <w:p>
-            <w:pPr>
-              <w:jc w:val="both"/>
-              <w:rPr>
-                <w:rFonts w:cs="Times New Roman"/>
-                <w:szCs w:val="28"/>
-              </w:rPr>
-            </w:pPr>
-            <w:r>
-              <w:rPr>
-                <w:rFonts w:cs="Times New Roman"/>
-                <w:szCs w:val="28"/>
-              </w:rPr>
-              <w:t xml:space="preserve">(краткая сводка ниже будет представлена), </w:t>
-            </w:r>
-            <w:r>
-              <w:rPr>
-                <w:rFonts w:cs="Times New Roman"/>
-                <w:b/>
-                <w:bCs/>
-                <w:szCs w:val="28"/>
-              </w:rPr>
-              <w:t>напр</w:t>
-            </w:r>
-            <w:r>
-              <w:rPr>
-                <w:rFonts w:cs="Times New Roman"/>
-                <w:b/>
-                <w:bCs/>
-                <w:szCs w:val="28"/>
-              </w:rPr>
-              <w:t>имер:</w:t>
-            </w:r>
-          </w:p>
-          <w:p>
-            <w:pPr>
-              <w:jc w:val="both"/>
-              <w:rPr>
-                <w:rFonts w:cs="Times New Roman"/>
-                <w:szCs w:val="28"/>
-              </w:rPr>
-            </w:pPr>
-          </w:p>
-          <w:p>
-            <w:pPr>
-              <w:jc w:val="both"/>
-              <w:rPr>
-                <w:rFonts w:cs="Times New Roman"/>
-                <w:szCs w:val="28"/>
-              </w:rPr>
-            </w:pPr>
-            <w:r>
-              <w:rPr>
-                <w:rFonts w:cs="Times New Roman"/>
-                <w:szCs w:val="28"/>
-              </w:rPr>
-              <w:t xml:space="preserve">… </w:t>
-            </w:r>
-            <w:r>
-              <w:rPr>
-                <w:rFonts w:cs="Times New Roman"/>
-                <w:szCs w:val="28"/>
-              </w:rPr>
-              <w:t xml:space="preserve">Если конкурент копирует не название, а сам продукт, действуют нормы об авторском праве: программа для ЭВМ охраняется как произведение </w:t>
-            </w:r>
-            <w:r>
-              <w:rPr>
-                <w:rFonts w:cs="Times New Roman"/>
-                <w:szCs w:val="28"/>
-              </w:rPr>
-              <w:t>…</w:t>
-            </w:r>
-          </w:p>
-        </w:tc>
-      </w:tr>
-    </w:tbl>
     <w:p>
       <w:pPr>
         <w:jc w:val="both"/>
@@ -4067,7 +3834,7 @@
       </w:pPr>
     </w:p>
     <w:sectPr>
-      <w:footerReference w:type="default" r:id="rId26"/>
+      <w:footerReference w:type="default" r:id="rId28"/>
       <w:pgSz w:w="11906" w:h="16838"/>
       <w:pgMar w:top="1134" w:right="1134" w:bottom="1134" w:left="1134" w:header="708" w:footer="708" w:gutter="0"/>
       <w:cols w:space="720"/>
@@ -4906,6 +4673,7 @@
   <w:style w:type="character" w:default="1" w:styleId="a0">
     <w:name w:val="Default Paragraph Font"/>
     <w:uiPriority w:val="1"/>
+    <w:semiHidden/>
     <w:unhideWhenUsed/>
   </w:style>
   <w:style w:type="table" w:default="1" w:styleId="a1">
@@ -5066,6 +4834,18 @@
       <w:rFonts w:eastAsia="Times New Roman" w:cs="Times New Roman"/>
       <w:sz w:val="24"/>
       <w:szCs w:val="24"/>
+    </w:rPr>
+  </w:style>
+  <w:style w:type="character" w:styleId="ac">
+    <w:name w:val="FollowedHyperlink"/>
+    <w:basedOn w:val="a0"/>
+    <w:uiPriority w:val="99"/>
+    <w:semiHidden/>
+    <w:unhideWhenUsed/>
+    <w:rsid w:val="00BA5795"/>
+    <w:rPr>
+      <w:color w:val="954F72" w:themeColor="followedHyperlink"/>
+      <w:u w:val="single"/>
     </w:rPr>
   </w:style>
 </w:styles>

--- a/content/files/brand-protection.docx
+++ b/content/files/brand-protection.docx
@@ -1323,13 +1323,6 @@
           <w:t>п. 162 постановления Пленума Верховного Суда РФ от 23.04.2019 № 10</w:t>
         </w:r>
       </w:hyperlink>
-      <w:r>
-        <w:rPr>
-          <w:rFonts w:cs="Times New Roman"/>
-          <w:szCs w:val="28"/>
-        </w:rPr>
-        <w:t>, далее – ПП ВС РФ № 10</w:t>
-      </w:r>
       <w:r>
         <w:rPr>
           <w:rFonts w:cs="Times New Roman"/>
